--- a/Base Application/Sales/Reports/SalespersonSalesStatisticsBody.docx
+++ b/Base Application/Sales/Reports/SalespersonSalesStatisticsBody.docx
@@ -922,14 +922,7 @@
           </w:tcPr>
           <w:sdt>
             <w:sdtPr>
-              <w:alias w:val="TotalLabel"/>
-              <w:tag w:val="#BC:InsertDataItem,Labels/TotalLabel"/>
-              <w:id w:val="2086643962"/>
-              <w:placeholder>
-                <w:docPart w:val="DefaultPlaceholder_-1854013440"/>
-              </w:placeholder>
-              <w15:color w:val="808080"/>
-              <w:text/>
+              <w:dataBinding w:prefixMappings="xmlns:ns0='urn:microsoft-dynamics-nav/reports/Salesperson_Sales_Statistics/114/'" w:xpath="/ns0:NavWordReportXmlPart[1]/ns0:Labels[1]/ns0:TotalLabel[1]" w:storeItemID="{5D4524CD-A282-4F19-BAEA-0AD6212CDB38}"/>
             </w:sdtPr>
             <w:sdtContent>
               <w:p>

--- a/Base Application/Sales/Reports/SalespersonSalesStatisticsBody.docx
+++ b/Base Application/Sales/Reports/SalespersonSalesStatisticsBody.docx
@@ -922,7 +922,14 @@
           </w:tcPr>
           <w:sdt>
             <w:sdtPr>
-              <w:dataBinding w:prefixMappings="xmlns:ns0='urn:microsoft-dynamics-nav/reports/Salesperson_Sales_Statistics/114/'" w:xpath="/ns0:NavWordReportXmlPart[1]/ns0:Labels[1]/ns0:TotalLabel[1]" w:storeItemID="{5D4524CD-A282-4F19-BAEA-0AD6212CDB38}"/>
+              <w:alias w:val="TotalLabel"/>
+              <w:tag w:val="#BC:InsertDataItem,Labels/TotalLabel"/>
+              <w:id w:val="2086643962"/>
+              <w:placeholder>
+                <w:docPart w:val="DefaultPlaceholder_-1854013440"/>
+              </w:placeholder>
+              <w15:color w:val="808080"/>
+              <w:text/>
             </w:sdtPr>
             <w:sdtContent>
               <w:p>
